--- a/note of file and audio share local.docx
+++ b/note of file and audio share local.docx
@@ -98,1013 +98,9 @@
         </w:r>
       </w:hyperlink>
     </w:p>
-    <w:p/>
-    <w:p>
-      <w:r>
-        <w:pict w14:anchorId="2DBF5C60">
-          <v:rect id="_x0000_i1025" style="width:0;height:1.5pt" o:hralign="center" o:hrstd="t" o:hr="t" fillcolor="#a0a0a0" stroked="f"/>
-        </w:pict>
-      </w:r>
-    </w:p>
-    <w:p>
-      <w:pPr>
-        <w:rPr>
-          <w:b/>
-          <w:bCs/>
-        </w:rPr>
-      </w:pPr>
-      <w:r>
-        <w:rPr>
-          <w:rFonts w:ascii="Segoe UI Emoji" w:hAnsi="Segoe UI Emoji" w:cs="Segoe UI Emoji"/>
-          <w:b/>
-          <w:bCs/>
-        </w:rPr>
-        <w:t>✅</w:t>
-      </w:r>
-      <w:r>
-        <w:rPr>
-          <w:b/>
-          <w:bCs/>
-        </w:rPr>
-        <w:t xml:space="preserve"> Possible Solutions</w:t>
-      </w:r>
-    </w:p>
-    <w:p>
-      <w:pPr>
-        <w:rPr>
-          <w:b/>
-          <w:bCs/>
-        </w:rPr>
-      </w:pPr>
-      <w:r>
-        <w:rPr>
-          <w:rFonts w:ascii="Segoe UI Emoji" w:hAnsi="Segoe UI Emoji" w:cs="Segoe UI Emoji"/>
-          <w:b/>
-          <w:bCs/>
-        </w:rPr>
-        <w:t>🟢</w:t>
-      </w:r>
-      <w:r>
-        <w:rPr>
-          <w:b/>
-          <w:bCs/>
-        </w:rPr>
-        <w:t xml:space="preserve"> Option 1: Use Laptop as Bluetooth Audio Transmitter (Single Device)</w:t>
-      </w:r>
-    </w:p>
-    <w:p>
-      <w:r>
-        <w:t>You can:</w:t>
-      </w:r>
-    </w:p>
-    <w:p>
-      <w:pPr>
-        <w:numPr>
-          <w:ilvl w:val="0"/>
-          <w:numId w:val="3"/>
-        </w:numPr>
-      </w:pPr>
-      <w:r>
-        <w:t>Turn ON Bluetooth on laptop</w:t>
-      </w:r>
-    </w:p>
-    <w:p>
-      <w:pPr>
-        <w:numPr>
-          <w:ilvl w:val="0"/>
-          <w:numId w:val="3"/>
-        </w:numPr>
-      </w:pPr>
-      <w:r>
-        <w:t>Pair one mobile device</w:t>
-      </w:r>
-    </w:p>
-    <w:p>
-      <w:pPr>
-        <w:numPr>
-          <w:ilvl w:val="0"/>
-          <w:numId w:val="3"/>
-        </w:numPr>
-      </w:pPr>
-      <w:r>
-        <w:t>Set it as audio output device</w:t>
-      </w:r>
-    </w:p>
-    <w:p>
-      <w:r>
-        <w:t xml:space="preserve">But this will work only for </w:t>
-      </w:r>
-      <w:r>
-        <w:rPr>
-          <w:b/>
-          <w:bCs/>
-        </w:rPr>
-        <w:t>one device at a time</w:t>
-      </w:r>
-      <w:r>
-        <w:t>.</w:t>
-      </w:r>
-    </w:p>
-    <w:p>
-      <w:r>
-        <w:pict w14:anchorId="21479D1A">
-          <v:rect id="_x0000_i1026" style="width:0;height:1.5pt" o:hralign="center" o:hrstd="t" o:hr="t" fillcolor="#a0a0a0" stroked="f"/>
-        </w:pict>
-      </w:r>
-    </w:p>
-    <w:p>
-      <w:pPr>
-        <w:rPr>
-          <w:b/>
-          <w:bCs/>
-        </w:rPr>
-      </w:pPr>
-      <w:r>
-        <w:rPr>
-          <w:rFonts w:ascii="Segoe UI Emoji" w:hAnsi="Segoe UI Emoji" w:cs="Segoe UI Emoji"/>
-          <w:b/>
-          <w:bCs/>
-        </w:rPr>
-        <w:t>🟢</w:t>
-      </w:r>
-      <w:r>
-        <w:rPr>
-          <w:b/>
-          <w:bCs/>
-        </w:rPr>
-        <w:t xml:space="preserve"> Option 2 (Best Solution): Use </w:t>
-      </w:r>
-      <w:proofErr w:type="spellStart"/>
-      <w:r>
-        <w:rPr>
-          <w:b/>
-          <w:bCs/>
-        </w:rPr>
-        <w:t>WiFi</w:t>
-      </w:r>
-      <w:proofErr w:type="spellEnd"/>
-      <w:r>
-        <w:rPr>
-          <w:b/>
-          <w:bCs/>
-        </w:rPr>
-        <w:t xml:space="preserve"> Instead of Bluetooth </w:t>
-      </w:r>
-      <w:r>
-        <w:rPr>
-          <w:rFonts w:ascii="Segoe UI Emoji" w:hAnsi="Segoe UI Emoji" w:cs="Segoe UI Emoji"/>
-          <w:b/>
-          <w:bCs/>
-        </w:rPr>
-        <w:t>🔥</w:t>
-      </w:r>
-    </w:p>
-    <w:p>
-      <w:r>
-        <w:t xml:space="preserve">Since you want </w:t>
-      </w:r>
-      <w:r>
-        <w:rPr>
-          <w:b/>
-          <w:bCs/>
-        </w:rPr>
-        <w:t>multiple phones to hear laptop audio</w:t>
-      </w:r>
-      <w:r>
-        <w:t>, the better method is:</w:t>
-      </w:r>
-    </w:p>
-    <w:p>
-      <w:pPr>
-        <w:rPr>
-          <w:b/>
-          <w:bCs/>
-        </w:rPr>
-      </w:pPr>
-      <w:r>
-        <w:rPr>
-          <w:rFonts w:ascii="Segoe UI Emoji" w:hAnsi="Segoe UI Emoji" w:cs="Segoe UI Emoji"/>
-          <w:b/>
-          <w:bCs/>
-        </w:rPr>
-        <w:t>🎧</w:t>
-      </w:r>
-      <w:r>
-        <w:rPr>
-          <w:b/>
-          <w:bCs/>
-        </w:rPr>
-        <w:t xml:space="preserve"> Use </w:t>
-      </w:r>
-      <w:proofErr w:type="spellStart"/>
-      <w:r>
-        <w:rPr>
-          <w:b/>
-          <w:bCs/>
-        </w:rPr>
-        <w:t>WiFi</w:t>
-      </w:r>
-      <w:proofErr w:type="spellEnd"/>
-      <w:r>
-        <w:rPr>
-          <w:b/>
-          <w:bCs/>
-        </w:rPr>
-        <w:t xml:space="preserve"> Audio Streaming</w:t>
-      </w:r>
-    </w:p>
-    <w:p>
-      <w:r>
-        <w:t>You can use apps like:</w:t>
-      </w:r>
-    </w:p>
-    <w:p>
-      <w:pPr>
-        <w:numPr>
-          <w:ilvl w:val="0"/>
-          <w:numId w:val="4"/>
-        </w:numPr>
-      </w:pPr>
-      <w:proofErr w:type="spellStart"/>
-      <w:r>
-        <w:rPr>
-          <w:b/>
-          <w:bCs/>
-        </w:rPr>
-        <w:t>SoundWire</w:t>
-      </w:r>
-      <w:proofErr w:type="spellEnd"/>
-    </w:p>
-    <w:p>
-      <w:pPr>
-        <w:numPr>
-          <w:ilvl w:val="0"/>
-          <w:numId w:val="4"/>
-        </w:numPr>
-      </w:pPr>
-      <w:proofErr w:type="spellStart"/>
-      <w:r>
-        <w:rPr>
-          <w:b/>
-          <w:bCs/>
-        </w:rPr>
-        <w:t>AudioRelay</w:t>
-      </w:r>
-      <w:proofErr w:type="spellEnd"/>
-    </w:p>
-    <w:p>
-      <w:pPr>
-        <w:numPr>
-          <w:ilvl w:val="0"/>
-          <w:numId w:val="4"/>
-        </w:numPr>
-      </w:pPr>
-      <w:proofErr w:type="spellStart"/>
-      <w:r>
-        <w:rPr>
-          <w:b/>
-          <w:bCs/>
-        </w:rPr>
-        <w:t>Airfoil</w:t>
-      </w:r>
-      <w:proofErr w:type="spellEnd"/>
-      <w:r>
-        <w:rPr>
-          <w:b/>
-          <w:bCs/>
-        </w:rPr>
-        <w:t xml:space="preserve"> (trial)</w:t>
-      </w:r>
-    </w:p>
-    <w:p>
-      <w:r>
-        <w:t>These allow:</w:t>
-      </w:r>
-    </w:p>
-    <w:p>
-      <w:pPr>
-        <w:numPr>
-          <w:ilvl w:val="0"/>
-          <w:numId w:val="5"/>
-        </w:numPr>
-      </w:pPr>
-      <w:r>
-        <w:t>Laptop acts as server</w:t>
-      </w:r>
-    </w:p>
-    <w:p>
-      <w:pPr>
-        <w:numPr>
-          <w:ilvl w:val="0"/>
-          <w:numId w:val="5"/>
-        </w:numPr>
-      </w:pPr>
-      <w:r>
-        <w:t xml:space="preserve">Multiple phones connect via </w:t>
-      </w:r>
-      <w:proofErr w:type="spellStart"/>
-      <w:r>
-        <w:t>WiFi</w:t>
-      </w:r>
-      <w:proofErr w:type="spellEnd"/>
-    </w:p>
-    <w:p>
-      <w:pPr>
-        <w:numPr>
-          <w:ilvl w:val="0"/>
-          <w:numId w:val="5"/>
-        </w:numPr>
-      </w:pPr>
-      <w:r>
-        <w:t>All phones hear the same audio</w:t>
-      </w:r>
-    </w:p>
-    <w:p>
-      <w:r>
-        <w:t>This works much better than Bluetooth.</w:t>
-      </w:r>
-    </w:p>
-    <w:p>
-      <w:r>
-        <w:pict w14:anchorId="5362BA32">
-          <v:rect id="_x0000_i1027" style="width:0;height:1.5pt" o:hralign="center" o:hrstd="t" o:hr="t" fillcolor="#a0a0a0" stroked="f"/>
-        </w:pict>
-      </w:r>
-    </w:p>
-    <w:p>
-      <w:pPr>
-        <w:rPr>
-          <w:rFonts w:ascii="Segoe UI Emoji" w:hAnsi="Segoe UI Emoji" w:cs="Segoe UI Emoji"/>
-          <w:b/>
-          <w:bCs/>
-        </w:rPr>
-      </w:pPr>
-    </w:p>
-    <w:p>
-      <w:r>
-        <w:t xml:space="preserve">Perfect </w:t>
-      </w:r>
-      <w:r>
-        <w:rPr>
-          <w:rFonts w:ascii="Segoe UI Emoji" w:hAnsi="Segoe UI Emoji" w:cs="Segoe UI Emoji"/>
-        </w:rPr>
-        <w:t>👍</w:t>
-      </w:r>
-      <w:r>
-        <w:t xml:space="preserve"> Let’s set up your laptop as a </w:t>
-      </w:r>
-      <w:proofErr w:type="spellStart"/>
-      <w:r>
-        <w:rPr>
-          <w:b/>
-          <w:bCs/>
-        </w:rPr>
-        <w:t>WiFi</w:t>
-      </w:r>
-      <w:proofErr w:type="spellEnd"/>
-      <w:r>
-        <w:rPr>
-          <w:b/>
-          <w:bCs/>
-        </w:rPr>
-        <w:t xml:space="preserve"> audio server</w:t>
-      </w:r>
-      <w:r>
-        <w:t xml:space="preserve"> so multiple phones can hear your HP laptop’s sound at the same time.</w:t>
-      </w:r>
-    </w:p>
-    <w:p>
-      <w:r>
-        <w:t xml:space="preserve">We’ll use </w:t>
-      </w:r>
-      <w:proofErr w:type="spellStart"/>
-      <w:r>
-        <w:rPr>
-          <w:b/>
-          <w:bCs/>
-        </w:rPr>
-        <w:t>SoundWire</w:t>
-      </w:r>
-      <w:proofErr w:type="spellEnd"/>
-      <w:r>
-        <w:t xml:space="preserve"> (easy method). No coding needed.</w:t>
-      </w:r>
-    </w:p>
-    <w:p>
-      <w:r>
-        <w:pict w14:anchorId="2336D665">
-          <v:rect id="_x0000_i1028" style="width:0;height:1.5pt" o:hralign="center" o:hrstd="t" o:hr="t" fillcolor="#a0a0a0" stroked="f"/>
-        </w:pict>
-      </w:r>
-    </w:p>
-    <w:p>
-      <w:pPr>
-        <w:rPr>
-          <w:b/>
-          <w:bCs/>
-        </w:rPr>
-      </w:pPr>
-      <w:r>
-        <w:rPr>
-          <w:rFonts w:ascii="Segoe UI Emoji" w:hAnsi="Segoe UI Emoji" w:cs="Segoe UI Emoji"/>
-          <w:b/>
-          <w:bCs/>
-        </w:rPr>
-        <w:t>🎧</w:t>
-      </w:r>
-      <w:r>
-        <w:rPr>
-          <w:b/>
-          <w:bCs/>
-        </w:rPr>
-        <w:t xml:space="preserve"> Method: Laptop → </w:t>
-      </w:r>
-      <w:proofErr w:type="spellStart"/>
-      <w:r>
-        <w:rPr>
-          <w:b/>
-          <w:bCs/>
-        </w:rPr>
-        <w:t>WiFi</w:t>
-      </w:r>
-      <w:proofErr w:type="spellEnd"/>
-      <w:r>
-        <w:rPr>
-          <w:b/>
-          <w:bCs/>
-        </w:rPr>
-        <w:t xml:space="preserve"> → Multiple Phones</w:t>
-      </w:r>
-    </w:p>
-    <w:p>
-      <w:pPr>
-        <w:rPr>
-          <w:b/>
-          <w:bCs/>
-        </w:rPr>
-      </w:pPr>
-      <w:r>
-        <w:rPr>
-          <w:rFonts w:ascii="Segoe UI Symbol" w:hAnsi="Segoe UI Symbol" w:cs="Segoe UI Symbol"/>
-          <w:b/>
-          <w:bCs/>
-        </w:rPr>
-        <w:t>🖥</w:t>
-      </w:r>
-      <w:r>
-        <w:rPr>
-          <w:b/>
-          <w:bCs/>
-        </w:rPr>
-        <w:t xml:space="preserve"> What You Need</w:t>
-      </w:r>
-    </w:p>
-    <w:p>
-      <w:pPr>
-        <w:numPr>
-          <w:ilvl w:val="0"/>
-          <w:numId w:val="12"/>
-        </w:numPr>
-      </w:pPr>
-      <w:r>
-        <w:t>Your HP Pavilion (Windows 10)</w:t>
-      </w:r>
-    </w:p>
-    <w:p>
-      <w:pPr>
-        <w:numPr>
-          <w:ilvl w:val="0"/>
-          <w:numId w:val="12"/>
-        </w:numPr>
-      </w:pPr>
-      <w:r>
-        <w:t xml:space="preserve">Same </w:t>
-      </w:r>
-      <w:proofErr w:type="spellStart"/>
-      <w:r>
-        <w:t>WiFi</w:t>
-      </w:r>
-      <w:proofErr w:type="spellEnd"/>
-      <w:r>
-        <w:t xml:space="preserve"> network for all devices</w:t>
-      </w:r>
-    </w:p>
-    <w:p>
-      <w:pPr>
-        <w:numPr>
-          <w:ilvl w:val="0"/>
-          <w:numId w:val="12"/>
-        </w:numPr>
-      </w:pPr>
-      <w:r>
-        <w:t>Android phones</w:t>
-      </w:r>
-    </w:p>
-    <w:p>
-      <w:pPr>
-        <w:numPr>
-          <w:ilvl w:val="0"/>
-          <w:numId w:val="12"/>
-        </w:numPr>
-      </w:pPr>
-      <w:proofErr w:type="spellStart"/>
-      <w:r>
-        <w:t>SoundWire</w:t>
-      </w:r>
-      <w:proofErr w:type="spellEnd"/>
-    </w:p>
-    <w:p>
-      <w:r>
-        <w:pict w14:anchorId="09CB930C">
-          <v:rect id="_x0000_i1029" style="width:0;height:1.5pt" o:hralign="center" o:hrstd="t" o:hr="t" fillcolor="#a0a0a0" stroked="f"/>
-        </w:pict>
-      </w:r>
-    </w:p>
-    <w:p>
-      <w:pPr>
-        <w:rPr>
-          <w:b/>
-          <w:bCs/>
-        </w:rPr>
-      </w:pPr>
-      <w:r>
-        <w:rPr>
-          <w:rFonts w:ascii="Segoe UI Emoji" w:hAnsi="Segoe UI Emoji" w:cs="Segoe UI Emoji"/>
-          <w:b/>
-          <w:bCs/>
-        </w:rPr>
-        <w:t>🟢</w:t>
-      </w:r>
-      <w:r>
-        <w:rPr>
-          <w:b/>
-          <w:bCs/>
-        </w:rPr>
-        <w:t xml:space="preserve"> STEP 1 — Install on Laptop</w:t>
-      </w:r>
-    </w:p>
-    <w:p>
-      <w:pPr>
-        <w:numPr>
-          <w:ilvl w:val="0"/>
-          <w:numId w:val="13"/>
-        </w:numPr>
-      </w:pPr>
-      <w:r>
-        <w:t>On your HP laptop:</w:t>
-      </w:r>
-    </w:p>
-    <w:p>
-      <w:pPr>
-        <w:numPr>
-          <w:ilvl w:val="1"/>
-          <w:numId w:val="13"/>
-        </w:numPr>
-      </w:pPr>
-      <w:r>
-        <w:t>Search: “</w:t>
-      </w:r>
-      <w:proofErr w:type="spellStart"/>
-      <w:r>
-        <w:t>SoundWire</w:t>
-      </w:r>
-      <w:proofErr w:type="spellEnd"/>
-      <w:r>
-        <w:t xml:space="preserve"> Server for Windows”</w:t>
-      </w:r>
-    </w:p>
-    <w:p>
-      <w:pPr>
-        <w:numPr>
-          <w:ilvl w:val="1"/>
-          <w:numId w:val="13"/>
-        </w:numPr>
-      </w:pPr>
-      <w:r>
-        <w:t>Download from the official website (</w:t>
-      </w:r>
-      <w:proofErr w:type="spellStart"/>
-      <w:r>
-        <w:t>GeorgieLabs</w:t>
-      </w:r>
-      <w:proofErr w:type="spellEnd"/>
-      <w:r>
-        <w:t>)</w:t>
-      </w:r>
-    </w:p>
-    <w:p>
-      <w:pPr>
-        <w:numPr>
-          <w:ilvl w:val="0"/>
-          <w:numId w:val="13"/>
-        </w:numPr>
-      </w:pPr>
-      <w:r>
-        <w:t>Install it.</w:t>
-      </w:r>
-    </w:p>
-    <w:p>
-      <w:pPr>
-        <w:numPr>
-          <w:ilvl w:val="0"/>
-          <w:numId w:val="13"/>
-        </w:numPr>
-      </w:pPr>
-      <w:r>
-        <w:t xml:space="preserve">Open </w:t>
-      </w:r>
-      <w:proofErr w:type="spellStart"/>
-      <w:r>
-        <w:rPr>
-          <w:b/>
-          <w:bCs/>
-        </w:rPr>
-        <w:t>SoundWire</w:t>
-      </w:r>
-      <w:proofErr w:type="spellEnd"/>
-      <w:r>
-        <w:rPr>
-          <w:b/>
-          <w:bCs/>
-        </w:rPr>
-        <w:t xml:space="preserve"> Server</w:t>
-      </w:r>
-    </w:p>
-    <w:p>
-      <w:pPr>
-        <w:numPr>
-          <w:ilvl w:val="0"/>
-          <w:numId w:val="13"/>
-        </w:numPr>
-      </w:pPr>
-      <w:r>
-        <w:t>You will see:</w:t>
-      </w:r>
-    </w:p>
-    <w:p>
-      <w:pPr>
-        <w:numPr>
-          <w:ilvl w:val="1"/>
-          <w:numId w:val="13"/>
-        </w:numPr>
-      </w:pPr>
-      <w:r>
-        <w:t>Server Address (something like 192.168.1.5)</w:t>
-      </w:r>
-    </w:p>
-    <w:p>
-      <w:r>
-        <w:rPr>
-          <w:rFonts w:ascii="Segoe UI Symbol" w:hAnsi="Segoe UI Symbol" w:cs="Segoe UI Symbol"/>
-        </w:rPr>
-        <w:t>⚠</w:t>
-      </w:r>
-      <w:r>
-        <w:t xml:space="preserve"> Keep this window open.</w:t>
-      </w:r>
-    </w:p>
-    <w:p>
-      <w:r>
-        <w:pict w14:anchorId="61D4E93B">
-          <v:rect id="_x0000_i1030" style="width:0;height:1.5pt" o:hralign="center" o:hrstd="t" o:hr="t" fillcolor="#a0a0a0" stroked="f"/>
-        </w:pict>
-      </w:r>
-    </w:p>
-    <w:p>
-      <w:pPr>
-        <w:rPr>
-          <w:b/>
-          <w:bCs/>
-        </w:rPr>
-      </w:pPr>
-      <w:r>
-        <w:rPr>
-          <w:rFonts w:ascii="Segoe UI Emoji" w:hAnsi="Segoe UI Emoji" w:cs="Segoe UI Emoji"/>
-          <w:b/>
-          <w:bCs/>
-        </w:rPr>
-        <w:t>🟢</w:t>
-      </w:r>
-      <w:r>
-        <w:rPr>
-          <w:b/>
-          <w:bCs/>
-        </w:rPr>
-        <w:t xml:space="preserve"> STEP 2 — Install on Phones</w:t>
-      </w:r>
-    </w:p>
-    <w:p>
-      <w:r>
-        <w:t>On each mobile device:</w:t>
-      </w:r>
-    </w:p>
-    <w:p>
-      <w:pPr>
-        <w:numPr>
-          <w:ilvl w:val="0"/>
-          <w:numId w:val="14"/>
-        </w:numPr>
-      </w:pPr>
-      <w:r>
-        <w:t>Open Play Store</w:t>
-      </w:r>
-    </w:p>
-    <w:p>
-      <w:pPr>
-        <w:numPr>
-          <w:ilvl w:val="0"/>
-          <w:numId w:val="14"/>
-        </w:numPr>
-      </w:pPr>
-      <w:r>
-        <w:t xml:space="preserve">Install </w:t>
-      </w:r>
-      <w:proofErr w:type="spellStart"/>
-      <w:r>
-        <w:rPr>
-          <w:b/>
-          <w:bCs/>
-        </w:rPr>
-        <w:t>SoundWire</w:t>
-      </w:r>
-      <w:proofErr w:type="spellEnd"/>
-      <w:r>
-        <w:rPr>
-          <w:b/>
-          <w:bCs/>
-        </w:rPr>
-        <w:t xml:space="preserve"> (Audio Streaming)</w:t>
-      </w:r>
-      <w:r>
-        <w:t xml:space="preserve"> by </w:t>
-      </w:r>
-      <w:proofErr w:type="spellStart"/>
-      <w:r>
-        <w:t>GeorgieLabs</w:t>
-      </w:r>
-      <w:proofErr w:type="spellEnd"/>
-    </w:p>
-    <w:p>
-      <w:pPr>
-        <w:numPr>
-          <w:ilvl w:val="0"/>
-          <w:numId w:val="14"/>
-        </w:numPr>
-      </w:pPr>
-      <w:r>
-        <w:t>Open the app</w:t>
-      </w:r>
-    </w:p>
-    <w:p>
-      <w:pPr>
-        <w:numPr>
-          <w:ilvl w:val="0"/>
-          <w:numId w:val="14"/>
-        </w:numPr>
-      </w:pPr>
-      <w:r>
-        <w:t xml:space="preserve">Enter the </w:t>
-      </w:r>
-      <w:r>
-        <w:rPr>
-          <w:b/>
-          <w:bCs/>
-        </w:rPr>
-        <w:t>Server IP address</w:t>
-      </w:r>
-      <w:r>
-        <w:t xml:space="preserve"> shown on laptop</w:t>
-      </w:r>
-    </w:p>
-    <w:p>
-      <w:pPr>
-        <w:numPr>
-          <w:ilvl w:val="0"/>
-          <w:numId w:val="14"/>
-        </w:numPr>
-      </w:pPr>
-      <w:r>
-        <w:lastRenderedPageBreak/>
-        <w:t xml:space="preserve">Tap the </w:t>
-      </w:r>
-      <w:proofErr w:type="spellStart"/>
-      <w:r>
-        <w:t>SoundWire</w:t>
-      </w:r>
-      <w:proofErr w:type="spellEnd"/>
-      <w:r>
-        <w:t xml:space="preserve"> icon to connect</w:t>
-      </w:r>
-    </w:p>
-    <w:p>
-      <w:r>
-        <w:pict w14:anchorId="40046D47">
-          <v:rect id="_x0000_i1031" style="width:0;height:1.5pt" o:hralign="center" o:hrstd="t" o:hr="t" fillcolor="#a0a0a0" stroked="f"/>
-        </w:pict>
-      </w:r>
-    </w:p>
-    <w:p>
-      <w:pPr>
-        <w:rPr>
-          <w:b/>
-          <w:bCs/>
-        </w:rPr>
-      </w:pPr>
-      <w:r>
-        <w:rPr>
-          <w:rFonts w:ascii="Segoe UI Emoji" w:hAnsi="Segoe UI Emoji" w:cs="Segoe UI Emoji"/>
-          <w:b/>
-          <w:bCs/>
-        </w:rPr>
-        <w:t>🟢</w:t>
-      </w:r>
-      <w:r>
-        <w:rPr>
-          <w:b/>
-          <w:bCs/>
-        </w:rPr>
-        <w:t xml:space="preserve"> STEP 3 — Done </w:t>
-      </w:r>
-      <w:r>
-        <w:rPr>
-          <w:rFonts w:ascii="Segoe UI Emoji" w:hAnsi="Segoe UI Emoji" w:cs="Segoe UI Emoji"/>
-          <w:b/>
-          <w:bCs/>
-        </w:rPr>
-        <w:t>🎉</w:t>
-      </w:r>
-    </w:p>
-    <w:p>
-      <w:r>
-        <w:t>Now:</w:t>
-      </w:r>
-    </w:p>
-    <w:p>
-      <w:pPr>
-        <w:numPr>
-          <w:ilvl w:val="0"/>
-          <w:numId w:val="15"/>
-        </w:numPr>
-      </w:pPr>
-      <w:r>
-        <w:t>Play music on your laptop</w:t>
-      </w:r>
-    </w:p>
-    <w:p>
-      <w:pPr>
-        <w:numPr>
-          <w:ilvl w:val="0"/>
-          <w:numId w:val="15"/>
-        </w:numPr>
-      </w:pPr>
-      <w:r>
-        <w:t>All connected phones will hear it</w:t>
-      </w:r>
-    </w:p>
-    <w:p>
-      <w:pPr>
-        <w:numPr>
-          <w:ilvl w:val="0"/>
-          <w:numId w:val="15"/>
-        </w:numPr>
-      </w:pPr>
-      <w:r>
-        <w:t xml:space="preserve">You can connect multiple phones (same </w:t>
-      </w:r>
-      <w:proofErr w:type="spellStart"/>
-      <w:r>
-        <w:t>WiFi</w:t>
-      </w:r>
-      <w:proofErr w:type="spellEnd"/>
-      <w:r>
-        <w:t>)</w:t>
-      </w:r>
-    </w:p>
-    <w:p>
-      <w:r>
-        <w:pict w14:anchorId="04E10567">
-          <v:rect id="_x0000_i1032" style="width:0;height:1.5pt" o:hralign="center" o:hrstd="t" o:hr="t" fillcolor="#a0a0a0" stroked="f"/>
-        </w:pict>
-      </w:r>
-    </w:p>
-    <w:p>
-      <w:pPr>
-        <w:rPr>
-          <w:b/>
-          <w:bCs/>
-        </w:rPr>
-      </w:pPr>
-      <w:r>
-        <w:rPr>
-          <w:rFonts w:ascii="Segoe UI Emoji" w:hAnsi="Segoe UI Emoji" w:cs="Segoe UI Emoji"/>
-          <w:b/>
-          <w:bCs/>
-        </w:rPr>
-        <w:t>🔧</w:t>
-      </w:r>
-      <w:r>
-        <w:rPr>
-          <w:b/>
-          <w:bCs/>
-        </w:rPr>
-        <w:t xml:space="preserve"> If It Doesn't Connect</w:t>
-      </w:r>
-    </w:p>
-    <w:p>
-      <w:r>
-        <w:t>On laptop:</w:t>
-      </w:r>
-    </w:p>
-    <w:p>
-      <w:pPr>
-        <w:numPr>
-          <w:ilvl w:val="0"/>
-          <w:numId w:val="16"/>
-        </w:numPr>
-      </w:pPr>
-      <w:r>
-        <w:t>Go to Windows Defender Firewall</w:t>
-      </w:r>
-    </w:p>
-    <w:p>
-      <w:pPr>
-        <w:numPr>
-          <w:ilvl w:val="0"/>
-          <w:numId w:val="16"/>
-        </w:numPr>
-      </w:pPr>
-      <w:r>
-        <w:t>Click “Allow an app”</w:t>
-      </w:r>
-    </w:p>
-    <w:p>
-      <w:pPr>
-        <w:numPr>
-          <w:ilvl w:val="0"/>
-          <w:numId w:val="16"/>
-        </w:numPr>
-      </w:pPr>
-      <w:r>
-        <w:t xml:space="preserve">Allow </w:t>
-      </w:r>
-      <w:proofErr w:type="spellStart"/>
-      <w:r>
-        <w:t>SoundWire</w:t>
-      </w:r>
-      <w:proofErr w:type="spellEnd"/>
-      <w:r>
-        <w:t xml:space="preserve"> through Private Network</w:t>
-      </w:r>
-    </w:p>
-    <w:p>
-      <w:r>
-        <w:pict w14:anchorId="4798F445">
-          <v:rect id="_x0000_i1033" style="width:0;height:1.5pt" o:hralign="center" o:hrstd="t" o:hr="t" fillcolor="#a0a0a0" stroked="f"/>
-        </w:pict>
-      </w:r>
-    </w:p>
-    <w:p>
-      <w:pPr>
-        <w:rPr>
-          <w:b/>
-          <w:bCs/>
-        </w:rPr>
-      </w:pPr>
-      <w:r>
-        <w:rPr>
-          <w:rFonts w:ascii="Segoe UI Symbol" w:hAnsi="Segoe UI Symbol" w:cs="Segoe UI Symbol"/>
-          <w:b/>
-          <w:bCs/>
-        </w:rPr>
-        <w:t>🎛</w:t>
-      </w:r>
-      <w:r>
-        <w:rPr>
-          <w:b/>
-          <w:bCs/>
-        </w:rPr>
-        <w:t xml:space="preserve"> Audio Quality Settings (Optional)</w:t>
-      </w:r>
-    </w:p>
-    <w:p>
-      <w:r>
-        <w:t xml:space="preserve">Inside </w:t>
-      </w:r>
-      <w:proofErr w:type="spellStart"/>
-      <w:r>
-        <w:t>SoundWire</w:t>
-      </w:r>
-      <w:proofErr w:type="spellEnd"/>
-      <w:r>
-        <w:t xml:space="preserve"> server:</w:t>
-      </w:r>
-    </w:p>
-    <w:p>
-      <w:pPr>
-        <w:numPr>
-          <w:ilvl w:val="0"/>
-          <w:numId w:val="17"/>
-        </w:numPr>
+    <w:p>
+      <w:pPr>
+        <w:pStyle w:val="NoSpacing"/>
       </w:pPr>
       <w:r>
         <w:t>Set audio quality to 44.1 kHz</w:t>
@@ -1112,212 +108,12 @@
     </w:p>
     <w:p>
       <w:pPr>
-        <w:numPr>
-          <w:ilvl w:val="0"/>
-          <w:numId w:val="17"/>
-        </w:numPr>
+        <w:pStyle w:val="NoSpacing"/>
       </w:pPr>
       <w:r>
         <w:t>Adjust buffer size if delay occurs</w:t>
       </w:r>
     </w:p>
-    <w:p>
-      <w:r>
-        <w:pict w14:anchorId="51DFC937">
-          <v:rect id="_x0000_i1034" style="width:0;height:1.5pt" o:hralign="center" o:hrstd="t" o:hr="t" fillcolor="#a0a0a0" stroked="f"/>
-        </w:pict>
-      </w:r>
-    </w:p>
-    <w:p>
-      <w:pPr>
-        <w:rPr>
-          <w:b/>
-          <w:bCs/>
-        </w:rPr>
-      </w:pPr>
-      <w:r>
-        <w:rPr>
-          <w:rFonts w:ascii="Segoe UI Emoji" w:hAnsi="Segoe UI Emoji" w:cs="Segoe UI Emoji"/>
-          <w:b/>
-          <w:bCs/>
-        </w:rPr>
-        <w:t>⚡</w:t>
-      </w:r>
-      <w:r>
-        <w:rPr>
-          <w:b/>
-          <w:bCs/>
-        </w:rPr>
-        <w:t xml:space="preserve"> Important Notes</w:t>
-      </w:r>
-    </w:p>
-    <w:p>
-      <w:pPr>
-        <w:numPr>
-          <w:ilvl w:val="0"/>
-          <w:numId w:val="18"/>
-        </w:numPr>
-      </w:pPr>
-      <w:r>
-        <w:t>Small delay (0.5–2 seconds) is normal</w:t>
-      </w:r>
-    </w:p>
-    <w:p>
-      <w:pPr>
-        <w:numPr>
-          <w:ilvl w:val="0"/>
-          <w:numId w:val="18"/>
-        </w:numPr>
-      </w:pPr>
-      <w:r>
-        <w:t>Best for music / movies</w:t>
-      </w:r>
-    </w:p>
-    <w:p>
-      <w:pPr>
-        <w:numPr>
-          <w:ilvl w:val="0"/>
-          <w:numId w:val="18"/>
-        </w:numPr>
-      </w:pPr>
-      <w:r>
-        <w:t>Not ideal for gaming (due to delay)</w:t>
-      </w:r>
-    </w:p>
-    <w:p>
-      <w:r>
-        <w:pict w14:anchorId="11372E22">
-          <v:rect id="_x0000_i1035" style="width:0;height:1.5pt" o:hralign="center" o:hrstd="t" o:hr="t" fillcolor="#a0a0a0" stroked="f"/>
-        </w:pict>
-      </w:r>
-    </w:p>
-    <w:p>
-      <w:pPr>
-        <w:rPr>
-          <w:b/>
-          <w:bCs/>
-        </w:rPr>
-      </w:pPr>
-      <w:r>
-        <w:rPr>
-          <w:rFonts w:ascii="Segoe UI Emoji" w:hAnsi="Segoe UI Emoji" w:cs="Segoe UI Emoji"/>
-          <w:b/>
-          <w:bCs/>
-        </w:rPr>
-        <w:t>🔥</w:t>
-      </w:r>
-      <w:r>
-        <w:rPr>
-          <w:b/>
-          <w:bCs/>
-        </w:rPr>
-        <w:t xml:space="preserve"> Alternative (More Advanced &amp; Powerful)</w:t>
-      </w:r>
-    </w:p>
-    <w:p>
-      <w:r>
-        <w:t>If you want more control and lower delay:</w:t>
-      </w:r>
-    </w:p>
-    <w:p>
-      <w:r>
-        <w:t>Use:</w:t>
-      </w:r>
-    </w:p>
-    <w:p>
-      <w:pPr>
-        <w:numPr>
-          <w:ilvl w:val="0"/>
-          <w:numId w:val="19"/>
-        </w:numPr>
-      </w:pPr>
-      <w:r>
-        <w:t>VLC media player network stream</w:t>
-      </w:r>
-    </w:p>
-    <w:p>
-      <w:pPr>
-        <w:numPr>
-          <w:ilvl w:val="0"/>
-          <w:numId w:val="19"/>
-        </w:numPr>
-      </w:pPr>
-      <w:r>
-        <w:lastRenderedPageBreak/>
-        <w:t>Or create your own Python audio broadcast server</w:t>
-      </w:r>
-    </w:p>
-    <w:p>
-      <w:r>
-        <w:t xml:space="preserve">Since you’re a Computer Engineering student, I can also guide you in building a </w:t>
-      </w:r>
-      <w:proofErr w:type="gramStart"/>
-      <w:r>
-        <w:t xml:space="preserve">mini </w:t>
-      </w:r>
-      <w:proofErr w:type="spellStart"/>
-      <w:r>
-        <w:t>WiFi</w:t>
-      </w:r>
-      <w:proofErr w:type="spellEnd"/>
-      <w:proofErr w:type="gramEnd"/>
-      <w:r>
-        <w:t xml:space="preserve"> audio broadcast system using Python sockets </w:t>
-      </w:r>
-      <w:r>
-        <w:rPr>
-          <w:rFonts w:ascii="Segoe UI Emoji" w:hAnsi="Segoe UI Emoji" w:cs="Segoe UI Emoji"/>
-        </w:rPr>
-        <w:t>😎</w:t>
-      </w:r>
-    </w:p>
-    <w:p>
-      <w:r>
-        <w:pict w14:anchorId="0CF17817">
-          <v:rect id="_x0000_i1036" style="width:0;height:1.5pt" o:hralign="center" o:hrstd="t" o:hr="t" fillcolor="#a0a0a0" stroked="f"/>
-        </w:pict>
-      </w:r>
-    </w:p>
-    <w:p>
-      <w:pPr>
-        <w:rPr>
-          <w:b/>
-          <w:bCs/>
-        </w:rPr>
-      </w:pPr>
-      <w:r>
-        <w:rPr>
-          <w:rFonts w:ascii="Segoe UI Emoji" w:hAnsi="Segoe UI Emoji" w:cs="Segoe UI Emoji"/>
-          <w:b/>
-          <w:bCs/>
-        </w:rPr>
-        <w:t>🧠</w:t>
-      </w:r>
-      <w:r>
-        <w:rPr>
-          <w:b/>
-          <w:bCs/>
-        </w:rPr>
-        <w:t xml:space="preserve"> Quick Question</w:t>
-      </w:r>
-    </w:p>
-    <w:p>
-      <w:r>
-        <w:t>Are the phones Android only?</w:t>
-      </w:r>
-      <w:r>
-        <w:br/>
-        <w:t>Or do you also want iPhone support?</w:t>
-      </w:r>
-    </w:p>
-    <w:p>
-      <w:r>
-        <w:t>Tell me — I’ll adjust the setup accordingly.</w:t>
-      </w:r>
-    </w:p>
-    <w:p/>
-    <w:p/>
-    <w:p/>
     <w:p/>
     <w:p/>
     <w:p>
@@ -1510,7 +306,6 @@
         </w:numPr>
       </w:pPr>
       <w:r>
-        <w:lastRenderedPageBreak/>
         <w:t>PC 1 → 192.168.1.5</w:t>
       </w:r>
     </w:p>
@@ -1550,6 +345,7 @@
           <w:b/>
           <w:bCs/>
         </w:rPr>
+        <w:lastRenderedPageBreak/>
         <w:t>🔹</w:t>
       </w:r>
       <w:r>
@@ -1903,7 +699,6 @@
     </w:p>
     <w:p>
       <w:r>
-        <w:lastRenderedPageBreak/>
         <w:t>On the second PC:</w:t>
       </w:r>
     </w:p>
@@ -1952,6 +747,7 @@
     </w:p>
     <w:p>
       <w:r>
+        <w:lastRenderedPageBreak/>
         <w:t>(Replace with the IP of the sharing PC)</w:t>
       </w:r>
     </w:p>
@@ -2189,7 +985,6 @@
     </w:p>
     <w:p>
       <w:r>
-        <w:lastRenderedPageBreak/>
         <w:pict w14:anchorId="730065CD">
           <v:rect id="_x0000_i1044" style="width:0;height:1.5pt" o:hralign="center" o:hrstd="t" o:hr="t" fillcolor="#a0a0a0" stroked="f"/>
         </w:pict>
@@ -2238,6 +1033,7 @@
         </w:numPr>
       </w:pPr>
       <w:r>
+        <w:lastRenderedPageBreak/>
         <w:t>Or Windows to Mac?</w:t>
       </w:r>
     </w:p>
@@ -2254,13 +1050,17 @@
       <w:r>
         <w:t xml:space="preserve">Share </w:t>
       </w:r>
-      <w:proofErr w:type="spellStart"/>
-      <w:r>
-        <w:t>throught</w:t>
-      </w:r>
-      <w:proofErr w:type="spellEnd"/>
-      <w:r>
-        <w:t xml:space="preserve"> websites:</w:t>
+      <w:r>
+        <w:t>file from</w:t>
+      </w:r>
+      <w:r>
+        <w:t xml:space="preserve"> </w:t>
+      </w:r>
+      <w:r>
+        <w:t>local server</w:t>
+      </w:r>
+      <w:r>
+        <w:t>:</w:t>
       </w:r>
     </w:p>
     <w:p>
@@ -2495,7 +1295,6 @@
     </w:p>
     <w:p>
       <w:r>
-        <w:lastRenderedPageBreak/>
         <w:pict w14:anchorId="7FE7C3EE">
           <v:rect id="_x0000_i1049" style="width:0;height:1.5pt" o:hralign="center" o:hrstd="t" o:hr="t" fillcolor="#a0a0a0" stroked="f"/>
         </w:pict>
@@ -2536,6 +1335,7 @@
     </w:p>
     <w:p>
       <w:r>
+        <w:lastRenderedPageBreak/>
         <w:t>Find:</w:t>
       </w:r>
     </w:p>
@@ -2626,11 +1426,17 @@
       </w:r>
     </w:p>
     <w:p>
+      <w:pPr>
+        <w:pStyle w:val="NoSpacing"/>
+      </w:pPr>
       <w:r>
         <w:t>http://192.168.1.5:8000</w:t>
       </w:r>
     </w:p>
     <w:p>
+      <w:pPr>
+        <w:pStyle w:val="NoSpacing"/>
+      </w:pPr>
       <w:r>
         <w:t xml:space="preserve">Boom </w:t>
       </w:r>
@@ -2646,15 +1452,11 @@
       </w:r>
     </w:p>
     <w:p>
+      <w:pPr>
+        <w:pStyle w:val="NoSpacing"/>
+      </w:pPr>
       <w:r>
         <w:t>Even without internet.</w:t>
-      </w:r>
-    </w:p>
-    <w:p>
-      <w:r>
-        <w:pict w14:anchorId="3B131C17">
-          <v:rect id="_x0000_i1051" style="width:0;height:1.5pt" o:hralign="center" o:hrstd="t" o:hr="t" fillcolor="#a0a0a0" stroked="f"/>
-        </w:pict>
       </w:r>
     </w:p>
     <w:p/>
